--- a/1文档/项目要求/项目要求.docx
+++ b/1文档/项目要求/项目要求.docx
@@ -436,453 +436,666 @@
     </w:p>
     <w:p>
       <w:pPr>
-        <w:ind w:firstLine="420"/>
+        <w:pStyle w:val="2"/>
+        <w:bidi w:val="0"/>
         <w:rPr>
           <w:rFonts w:hint="default"/>
           <w:lang w:val="en-US" w:eastAsia="zh-CN"/>
         </w:rPr>
       </w:pPr>
-      <w:r>
-        <w:rPr>
-          <w:rFonts w:hint="default"/>
-          <w:lang w:val="en-US" w:eastAsia="zh-CN"/>
-        </w:rPr>
-        <w:t>车载语音控制系统项目要求总结</w:t>
-      </w:r>
-    </w:p>
-    <w:p>
-      <w:pPr>
-        <w:ind w:firstLine="420"/>
-        <w:rPr>
-          <w:rFonts w:hint="default"/>
-          <w:lang w:val="en-US" w:eastAsia="zh-CN"/>
-        </w:rPr>
-      </w:pPr>
-      <w:r>
-        <w:rPr>
-          <w:rFonts w:hint="default"/>
-          <w:lang w:val="en-US" w:eastAsia="zh-CN"/>
-        </w:rPr>
-        <w:t>一、项目定位</w:t>
-      </w:r>
-    </w:p>
-    <w:p>
-      <w:pPr>
-        <w:ind w:firstLine="420"/>
-        <w:rPr>
-          <w:rFonts w:hint="default"/>
-          <w:lang w:val="en-US" w:eastAsia="zh-CN"/>
-        </w:rPr>
-      </w:pPr>
-      <w:r>
-        <w:rPr>
-          <w:rFonts w:hint="default"/>
-          <w:lang w:val="en-US" w:eastAsia="zh-CN"/>
-        </w:rPr>
-        <w:t>项目以车载语音控制系统为核心设计方向，基于语音识别功能落地具体应用场景，同时可延伸至家居、商业化场景、机器人等方向。</w:t>
-      </w:r>
-    </w:p>
-    <w:p>
-      <w:pPr>
-        <w:ind w:firstLine="420"/>
-        <w:rPr>
-          <w:rFonts w:hint="default"/>
-          <w:lang w:val="en-US" w:eastAsia="zh-CN"/>
-        </w:rPr>
-      </w:pPr>
-      <w:r>
-        <w:rPr>
-          <w:rFonts w:hint="default"/>
-          <w:lang w:val="en-US" w:eastAsia="zh-CN"/>
-        </w:rPr>
-        <w:t>二、功能要求</w:t>
-      </w:r>
-    </w:p>
-    <w:p>
-      <w:pPr>
-        <w:ind w:firstLine="420"/>
-        <w:rPr>
-          <w:rFonts w:hint="default"/>
-          <w:lang w:val="en-US" w:eastAsia="zh-CN"/>
-        </w:rPr>
-      </w:pPr>
-      <w:r>
-        <w:rPr>
-          <w:rFonts w:hint="default"/>
-          <w:lang w:val="en-US" w:eastAsia="zh-CN"/>
-        </w:rPr>
-        <w:t>基础架构</w:t>
-      </w:r>
-    </w:p>
-    <w:p>
-      <w:pPr>
-        <w:ind w:firstLine="420"/>
-        <w:rPr>
-          <w:rFonts w:hint="default"/>
-          <w:lang w:val="en-US" w:eastAsia="zh-CN"/>
-        </w:rPr>
-      </w:pPr>
-      <w:r>
-        <w:rPr>
-          <w:rFonts w:hint="default"/>
-          <w:lang w:val="en-US" w:eastAsia="zh-CN"/>
-        </w:rPr>
-        <w:t>基于 Ubuntu 系统与语音识别引擎开发，界面包含：</w:t>
-      </w:r>
-    </w:p>
-    <w:p>
-      <w:pPr>
-        <w:ind w:firstLine="420"/>
-        <w:rPr>
-          <w:rFonts w:hint="default"/>
-          <w:lang w:val="en-US" w:eastAsia="zh-CN"/>
-        </w:rPr>
-      </w:pPr>
-      <w:r>
-        <w:rPr>
-          <w:rFonts w:hint="default"/>
-          <w:lang w:val="en-US" w:eastAsia="zh-CN"/>
-        </w:rPr>
-        <w:t>启动界面</w:t>
-      </w:r>
-    </w:p>
-    <w:p>
-      <w:pPr>
-        <w:ind w:firstLine="420"/>
-        <w:rPr>
-          <w:rFonts w:hint="default"/>
-          <w:lang w:val="en-US" w:eastAsia="zh-CN"/>
-        </w:rPr>
-      </w:pPr>
-      <w:r>
-        <w:rPr>
-          <w:rFonts w:hint="default"/>
-          <w:lang w:val="en-US" w:eastAsia="zh-CN"/>
-        </w:rPr>
-        <w:t>语音控制主界面</w:t>
-      </w:r>
-    </w:p>
-    <w:p>
-      <w:pPr>
-        <w:ind w:firstLine="420"/>
-        <w:rPr>
-          <w:rFonts w:hint="default"/>
-          <w:lang w:val="en-US" w:eastAsia="zh-CN"/>
-        </w:rPr>
-      </w:pPr>
-      <w:r>
-        <w:rPr>
-          <w:rFonts w:hint="default"/>
-          <w:lang w:val="en-US" w:eastAsia="zh-CN"/>
-        </w:rPr>
-        <w:t>对话内容展示区</w:t>
-      </w:r>
-    </w:p>
-    <w:p>
-      <w:pPr>
-        <w:ind w:firstLine="420"/>
-        <w:rPr>
-          <w:rFonts w:hint="default"/>
-          <w:lang w:val="en-US" w:eastAsia="zh-CN"/>
-        </w:rPr>
-      </w:pPr>
-      <w:r>
-        <w:rPr>
-          <w:rFonts w:hint="default"/>
-          <w:lang w:val="en-US" w:eastAsia="zh-CN"/>
-        </w:rPr>
-        <w:t>模拟场景显示区</w:t>
-      </w:r>
-    </w:p>
-    <w:p>
-      <w:pPr>
-        <w:ind w:firstLine="420"/>
-        <w:rPr>
-          <w:rFonts w:hint="default"/>
-          <w:lang w:val="en-US" w:eastAsia="zh-CN"/>
-        </w:rPr>
-      </w:pPr>
-      <w:r>
-        <w:rPr>
-          <w:rFonts w:hint="default"/>
-          <w:lang w:val="en-US" w:eastAsia="zh-CN"/>
-        </w:rPr>
-        <w:t>启动语音控制按钮</w:t>
-      </w:r>
-    </w:p>
-    <w:p>
-      <w:pPr>
-        <w:ind w:firstLine="420"/>
-        <w:rPr>
-          <w:rFonts w:hint="default"/>
-          <w:lang w:val="en-US" w:eastAsia="zh-CN"/>
-        </w:rPr>
-      </w:pPr>
-      <w:r>
-        <w:rPr>
-          <w:rFonts w:hint="default"/>
-          <w:lang w:val="en-US" w:eastAsia="zh-CN"/>
-        </w:rPr>
-        <w:t>硬性指标</w:t>
-      </w:r>
-    </w:p>
-    <w:p>
-      <w:pPr>
-        <w:ind w:firstLine="420"/>
-        <w:rPr>
-          <w:rFonts w:hint="default"/>
-          <w:lang w:val="en-US" w:eastAsia="zh-CN"/>
-        </w:rPr>
-      </w:pPr>
-      <w:r>
-        <w:rPr>
-          <w:rFonts w:hint="default"/>
-          <w:lang w:val="en-US" w:eastAsia="zh-CN"/>
-        </w:rPr>
-        <w:t>对话内容：不少于 5 段交互对话</w:t>
-      </w:r>
-    </w:p>
-    <w:p>
-      <w:pPr>
-        <w:ind w:firstLine="420"/>
-        <w:rPr>
-          <w:rFonts w:hint="default"/>
-          <w:lang w:val="en-US" w:eastAsia="zh-CN"/>
-        </w:rPr>
-      </w:pPr>
-      <w:r>
-        <w:rPr>
-          <w:rFonts w:hint="default"/>
-          <w:lang w:val="en-US" w:eastAsia="zh-CN"/>
-        </w:rPr>
-        <w:t>语音控制场景：至少实现 3 个可交互场景</w:t>
-      </w:r>
-    </w:p>
-    <w:p>
-      <w:pPr>
-        <w:ind w:firstLine="420"/>
-        <w:rPr>
-          <w:rFonts w:hint="default"/>
-          <w:lang w:val="en-US" w:eastAsia="zh-CN"/>
-        </w:rPr>
-      </w:pPr>
-      <w:r>
-        <w:rPr>
-          <w:rFonts w:hint="default"/>
-          <w:lang w:val="en-US" w:eastAsia="zh-CN"/>
-        </w:rPr>
-        <w:t>LED 灯光控制：模拟一个车载场景</w:t>
-      </w:r>
-    </w:p>
-    <w:p>
-      <w:pPr>
-        <w:ind w:firstLine="420"/>
-        <w:rPr>
-          <w:rFonts w:hint="default"/>
-          <w:lang w:val="en-US" w:eastAsia="zh-CN"/>
-        </w:rPr>
-      </w:pPr>
-      <w:r>
-        <w:rPr>
-          <w:rFonts w:hint="default"/>
-          <w:lang w:val="en-US" w:eastAsia="zh-CN"/>
-        </w:rPr>
-        <w:t>空调控制：功能模拟 + 对应场景画面展示</w:t>
-      </w:r>
-    </w:p>
-    <w:p>
-      <w:pPr>
-        <w:ind w:firstLine="420"/>
-        <w:rPr>
-          <w:rFonts w:hint="default"/>
-          <w:lang w:val="en-US" w:eastAsia="zh-CN"/>
-        </w:rPr>
-      </w:pPr>
-      <w:r>
-        <w:rPr>
-          <w:rFonts w:hint="default"/>
-          <w:lang w:val="en-US" w:eastAsia="zh-CN"/>
-        </w:rPr>
-        <w:t>车窗控制：功能模拟 + 对应场景画面展示</w:t>
-      </w:r>
-    </w:p>
-    <w:p>
-      <w:pPr>
-        <w:ind w:firstLine="420"/>
-        <w:rPr>
-          <w:rFonts w:hint="default"/>
-          <w:lang w:val="en-US" w:eastAsia="zh-CN"/>
-        </w:rPr>
-      </w:pPr>
-      <w:r>
-        <w:rPr>
-          <w:rFonts w:hint="default"/>
-          <w:lang w:val="en-US" w:eastAsia="zh-CN"/>
-        </w:rPr>
-        <w:t>三、交付资料</w:t>
-      </w:r>
-    </w:p>
-    <w:p>
-      <w:pPr>
-        <w:ind w:firstLine="420"/>
-        <w:rPr>
-          <w:rFonts w:hint="default"/>
-          <w:lang w:val="en-US" w:eastAsia="zh-CN"/>
-        </w:rPr>
-      </w:pPr>
-      <w:r>
-        <w:rPr>
-          <w:rFonts w:hint="default"/>
-          <w:lang w:val="en-US" w:eastAsia="zh-CN"/>
-        </w:rPr>
-        <w:t>小组交付（按小组提交）</w:t>
-      </w:r>
-    </w:p>
-    <w:p>
-      <w:pPr>
-        <w:ind w:firstLine="420"/>
-        <w:rPr>
-          <w:rFonts w:hint="default"/>
-          <w:lang w:val="en-US" w:eastAsia="zh-CN"/>
-        </w:rPr>
-      </w:pPr>
-      <w:r>
-        <w:rPr>
-          <w:rFonts w:hint="default"/>
-          <w:lang w:val="en-US" w:eastAsia="zh-CN"/>
-        </w:rPr>
-        <w:t>项目完整源代码</w:t>
-      </w:r>
-    </w:p>
-    <w:p>
-      <w:pPr>
-        <w:ind w:firstLine="420"/>
-        <w:rPr>
-          <w:rFonts w:hint="default"/>
-          <w:lang w:val="en-US" w:eastAsia="zh-CN"/>
-        </w:rPr>
-      </w:pPr>
-      <w:r>
-        <w:rPr>
-          <w:rFonts w:hint="default"/>
-          <w:lang w:val="en-US" w:eastAsia="zh-CN"/>
-        </w:rPr>
-        <w:t>项目说明文档</w:t>
-      </w:r>
-    </w:p>
-    <w:p>
-      <w:pPr>
-        <w:ind w:firstLine="420"/>
-        <w:rPr>
-          <w:rFonts w:hint="default"/>
-          <w:lang w:val="en-US" w:eastAsia="zh-CN"/>
-        </w:rPr>
-      </w:pPr>
-      <w:r>
-        <w:rPr>
-          <w:rFonts w:hint="default"/>
-          <w:lang w:val="en-US" w:eastAsia="zh-CN"/>
-        </w:rPr>
-        <w:t>项目演示视频</w:t>
-      </w:r>
-    </w:p>
-    <w:p>
-      <w:pPr>
-        <w:ind w:firstLine="420"/>
-        <w:rPr>
-          <w:rFonts w:hint="default"/>
-          <w:lang w:val="en-US" w:eastAsia="zh-CN"/>
-        </w:rPr>
-      </w:pPr>
-      <w:r>
-        <w:rPr>
-          <w:rFonts w:hint="default"/>
-          <w:lang w:val="en-US" w:eastAsia="zh-CN"/>
-        </w:rPr>
-        <w:t>个人交付</w:t>
-      </w:r>
-    </w:p>
-    <w:p>
-      <w:pPr>
-        <w:ind w:firstLine="420"/>
-        <w:rPr>
-          <w:rFonts w:hint="default"/>
-          <w:lang w:val="en-US" w:eastAsia="zh-CN"/>
-        </w:rPr>
-      </w:pPr>
-      <w:r>
-        <w:rPr>
-          <w:rFonts w:hint="default"/>
-          <w:lang w:val="en-US" w:eastAsia="zh-CN"/>
-        </w:rPr>
-        <w:t>每人独立提交一份实习报告</w:t>
-      </w:r>
-    </w:p>
-    <w:p>
-      <w:pPr>
-        <w:ind w:firstLine="420"/>
-        <w:rPr>
-          <w:rFonts w:hint="default"/>
-          <w:lang w:val="en-US" w:eastAsia="zh-CN"/>
-        </w:rPr>
-      </w:pPr>
-      <w:r>
-        <w:rPr>
-          <w:rFonts w:hint="default"/>
-          <w:lang w:val="en-US" w:eastAsia="zh-CN"/>
-        </w:rPr>
-        <w:t>四、验收流程</w:t>
-      </w:r>
-    </w:p>
-    <w:p>
-      <w:pPr>
-        <w:ind w:firstLine="420"/>
-        <w:rPr>
-          <w:rFonts w:hint="default"/>
-          <w:lang w:val="en-US" w:eastAsia="zh-CN"/>
-        </w:rPr>
-      </w:pPr>
-      <w:r>
-        <w:rPr>
-          <w:rFonts w:hint="default"/>
-          <w:lang w:val="en-US" w:eastAsia="zh-CN"/>
-        </w:rPr>
-        <w:t>项目演示：提交演示视频</w:t>
-      </w:r>
-    </w:p>
-    <w:p>
-      <w:pPr>
-        <w:ind w:firstLine="420"/>
-        <w:rPr>
-          <w:rFonts w:hint="default"/>
-          <w:lang w:val="en-US" w:eastAsia="zh-CN"/>
-        </w:rPr>
-      </w:pPr>
-      <w:r>
-        <w:rPr>
-          <w:rFonts w:hint="default"/>
-          <w:lang w:val="en-US" w:eastAsia="zh-CN"/>
-        </w:rPr>
-        <w:t>现场答辩</w:t>
-      </w:r>
-    </w:p>
-    <w:p>
-      <w:pPr>
-        <w:ind w:firstLine="420"/>
-        <w:rPr>
-          <w:rFonts w:hint="default"/>
-          <w:lang w:val="en-US" w:eastAsia="zh-CN"/>
-        </w:rPr>
-      </w:pPr>
-      <w:r>
-        <w:rPr>
-          <w:rFonts w:hint="default"/>
-          <w:lang w:val="en-US" w:eastAsia="zh-CN"/>
-        </w:rPr>
-        <w:t>等待统一回收设备</w:t>
-      </w:r>
       <w:bookmarkStart w:id="0" w:name="_GoBack"/>
       <w:bookmarkEnd w:id="0"/>
+      <w:r>
+        <w:rPr>
+          <w:rFonts w:hint="default"/>
+          <w:lang w:val="en-US" w:eastAsia="zh-CN"/>
+        </w:rPr>
+        <w:t>车载语音控制系统项目要求总结</w:t>
+      </w:r>
+    </w:p>
+    <w:p>
+      <w:pPr>
+        <w:widowControl w:val="0"/>
+        <w:jc w:val="both"/>
+        <w:rPr>
+          <w:rFonts w:hint="default" w:asciiTheme="minorHAnsi" w:hAnsiTheme="minorHAnsi" w:eastAsiaTheme="minorEastAsia" w:cstheme="minorBidi"/>
+          <w:kern w:val="2"/>
+          <w:sz w:val="21"/>
+          <w:szCs w:val="24"/>
+          <w:lang w:val="en-US" w:eastAsia="zh-CN" w:bidi="ar-SA"/>
+        </w:rPr>
+      </w:pPr>
+      <w:r>
+        <w:rPr>
+          <w:rFonts w:hint="default" w:asciiTheme="minorHAnsi" w:hAnsiTheme="minorHAnsi" w:eastAsiaTheme="minorEastAsia" w:cstheme="minorBidi"/>
+          <w:kern w:val="2"/>
+          <w:sz w:val="21"/>
+          <w:szCs w:val="24"/>
+          <w:lang w:val="en-US" w:eastAsia="zh-CN" w:bidi="ar-SA"/>
+        </w:rPr>
+        <w:t>一、项目定位</w:t>
+      </w:r>
+    </w:p>
+    <w:p>
+      <w:pPr>
+        <w:widowControl w:val="0"/>
+        <w:ind w:leftChars="0" w:firstLine="420" w:firstLineChars="0"/>
+        <w:jc w:val="both"/>
+        <w:rPr>
+          <w:rFonts w:hint="default" w:asciiTheme="minorHAnsi" w:hAnsiTheme="minorHAnsi" w:eastAsiaTheme="minorEastAsia" w:cstheme="minorBidi"/>
+          <w:kern w:val="2"/>
+          <w:sz w:val="21"/>
+          <w:szCs w:val="24"/>
+          <w:lang w:val="en-US" w:eastAsia="zh-CN" w:bidi="ar-SA"/>
+        </w:rPr>
+      </w:pPr>
+      <w:r>
+        <w:rPr>
+          <w:rFonts w:hint="default" w:asciiTheme="minorHAnsi" w:hAnsiTheme="minorHAnsi" w:eastAsiaTheme="minorEastAsia" w:cstheme="minorBidi"/>
+          <w:kern w:val="2"/>
+          <w:sz w:val="21"/>
+          <w:szCs w:val="24"/>
+          <w:lang w:val="en-US" w:eastAsia="zh-CN" w:bidi="ar-SA"/>
+        </w:rPr>
+        <w:t>项目以车载语音控制系统为核心设计方向，基于语音识别功能落地具体应用场景，同时可延伸至家居、商业化场景、机器人等方向。</w:t>
+      </w:r>
+    </w:p>
+    <w:p>
+      <w:pPr>
+        <w:widowControl w:val="0"/>
+        <w:jc w:val="both"/>
+        <w:rPr>
+          <w:rFonts w:hint="default" w:asciiTheme="minorHAnsi" w:hAnsiTheme="minorHAnsi" w:eastAsiaTheme="minorEastAsia" w:cstheme="minorBidi"/>
+          <w:kern w:val="2"/>
+          <w:sz w:val="21"/>
+          <w:szCs w:val="24"/>
+          <w:lang w:val="en-US" w:eastAsia="zh-CN" w:bidi="ar-SA"/>
+        </w:rPr>
+      </w:pPr>
+      <w:r>
+        <w:rPr>
+          <w:rFonts w:hint="default" w:asciiTheme="minorHAnsi" w:hAnsiTheme="minorHAnsi" w:eastAsiaTheme="minorEastAsia" w:cstheme="minorBidi"/>
+          <w:kern w:val="2"/>
+          <w:sz w:val="21"/>
+          <w:szCs w:val="24"/>
+          <w:lang w:val="en-US" w:eastAsia="zh-CN" w:bidi="ar-SA"/>
+        </w:rPr>
+        <w:t>二、功能要求</w:t>
+      </w:r>
+    </w:p>
+    <w:p>
+      <w:pPr>
+        <w:widowControl w:val="0"/>
+        <w:ind w:leftChars="0" w:firstLine="420" w:firstLineChars="0"/>
+        <w:jc w:val="both"/>
+        <w:rPr>
+          <w:rFonts w:hint="default" w:asciiTheme="minorHAnsi" w:hAnsiTheme="minorHAnsi" w:eastAsiaTheme="minorEastAsia" w:cstheme="minorBidi"/>
+          <w:kern w:val="2"/>
+          <w:sz w:val="21"/>
+          <w:szCs w:val="24"/>
+          <w:lang w:val="en-US" w:eastAsia="zh-CN" w:bidi="ar-SA"/>
+        </w:rPr>
+      </w:pPr>
+      <w:r>
+        <w:rPr>
+          <w:rFonts w:hint="default" w:asciiTheme="minorHAnsi" w:hAnsiTheme="minorHAnsi" w:eastAsiaTheme="minorEastAsia" w:cstheme="minorBidi"/>
+          <w:kern w:val="2"/>
+          <w:sz w:val="21"/>
+          <w:szCs w:val="24"/>
+          <w:lang w:val="en-US" w:eastAsia="zh-CN" w:bidi="ar-SA"/>
+        </w:rPr>
+        <w:t>基础架构</w:t>
+      </w:r>
+    </w:p>
+    <w:p>
+      <w:pPr>
+        <w:widowControl w:val="0"/>
+        <w:ind w:leftChars="0" w:firstLine="420" w:firstLineChars="0"/>
+        <w:jc w:val="both"/>
+        <w:rPr>
+          <w:rFonts w:hint="default" w:asciiTheme="minorHAnsi" w:hAnsiTheme="minorHAnsi" w:eastAsiaTheme="minorEastAsia" w:cstheme="minorBidi"/>
+          <w:kern w:val="2"/>
+          <w:sz w:val="21"/>
+          <w:szCs w:val="24"/>
+          <w:lang w:val="en-US" w:eastAsia="zh-CN" w:bidi="ar-SA"/>
+        </w:rPr>
+      </w:pPr>
+      <w:r>
+        <w:rPr>
+          <w:rFonts w:hint="default" w:asciiTheme="minorHAnsi" w:hAnsiTheme="minorHAnsi" w:eastAsiaTheme="minorEastAsia" w:cstheme="minorBidi"/>
+          <w:kern w:val="2"/>
+          <w:sz w:val="21"/>
+          <w:szCs w:val="24"/>
+          <w:lang w:val="en-US" w:eastAsia="zh-CN" w:bidi="ar-SA"/>
+        </w:rPr>
+        <w:t>基于 Ubuntu 系统与语音识别引擎开发，界面包含：</w:t>
+      </w:r>
+    </w:p>
+    <w:p>
+      <w:pPr>
+        <w:widowControl w:val="0"/>
+        <w:ind w:leftChars="0" w:firstLine="420" w:firstLineChars="0"/>
+        <w:jc w:val="both"/>
+        <w:rPr>
+          <w:rFonts w:hint="default" w:asciiTheme="minorHAnsi" w:hAnsiTheme="minorHAnsi" w:eastAsiaTheme="minorEastAsia" w:cstheme="minorBidi"/>
+          <w:kern w:val="2"/>
+          <w:sz w:val="21"/>
+          <w:szCs w:val="24"/>
+          <w:lang w:val="en-US" w:eastAsia="zh-CN" w:bidi="ar-SA"/>
+        </w:rPr>
+      </w:pPr>
+      <w:r>
+        <w:rPr>
+          <w:rFonts w:hint="default" w:asciiTheme="minorHAnsi" w:hAnsiTheme="minorHAnsi" w:eastAsiaTheme="minorEastAsia" w:cstheme="minorBidi"/>
+          <w:kern w:val="2"/>
+          <w:sz w:val="21"/>
+          <w:szCs w:val="24"/>
+          <w:lang w:val="en-US" w:eastAsia="zh-CN" w:bidi="ar-SA"/>
+        </w:rPr>
+        <w:t>启动界面</w:t>
+      </w:r>
+    </w:p>
+    <w:p>
+      <w:pPr>
+        <w:widowControl w:val="0"/>
+        <w:ind w:leftChars="0" w:firstLine="420" w:firstLineChars="0"/>
+        <w:jc w:val="both"/>
+        <w:rPr>
+          <w:rFonts w:hint="default" w:asciiTheme="minorHAnsi" w:hAnsiTheme="minorHAnsi" w:eastAsiaTheme="minorEastAsia" w:cstheme="minorBidi"/>
+          <w:kern w:val="2"/>
+          <w:sz w:val="21"/>
+          <w:szCs w:val="24"/>
+          <w:lang w:val="en-US" w:eastAsia="zh-CN" w:bidi="ar-SA"/>
+        </w:rPr>
+      </w:pPr>
+      <w:r>
+        <w:rPr>
+          <w:rFonts w:hint="default" w:asciiTheme="minorHAnsi" w:hAnsiTheme="minorHAnsi" w:eastAsiaTheme="minorEastAsia" w:cstheme="minorBidi"/>
+          <w:kern w:val="2"/>
+          <w:sz w:val="21"/>
+          <w:szCs w:val="24"/>
+          <w:lang w:val="en-US" w:eastAsia="zh-CN" w:bidi="ar-SA"/>
+        </w:rPr>
+        <w:t>语音控制主界面</w:t>
+      </w:r>
+    </w:p>
+    <w:p>
+      <w:pPr>
+        <w:widowControl w:val="0"/>
+        <w:ind w:leftChars="0" w:firstLine="420" w:firstLineChars="0"/>
+        <w:jc w:val="both"/>
+        <w:rPr>
+          <w:rFonts w:hint="default" w:asciiTheme="minorHAnsi" w:hAnsiTheme="minorHAnsi" w:eastAsiaTheme="minorEastAsia" w:cstheme="minorBidi"/>
+          <w:kern w:val="2"/>
+          <w:sz w:val="21"/>
+          <w:szCs w:val="24"/>
+          <w:lang w:val="en-US" w:eastAsia="zh-CN" w:bidi="ar-SA"/>
+        </w:rPr>
+      </w:pPr>
+      <w:r>
+        <w:rPr>
+          <w:rFonts w:hint="default" w:asciiTheme="minorHAnsi" w:hAnsiTheme="minorHAnsi" w:eastAsiaTheme="minorEastAsia" w:cstheme="minorBidi"/>
+          <w:kern w:val="2"/>
+          <w:sz w:val="21"/>
+          <w:szCs w:val="24"/>
+          <w:lang w:val="en-US" w:eastAsia="zh-CN" w:bidi="ar-SA"/>
+        </w:rPr>
+        <w:t>对话内容展示区</w:t>
+      </w:r>
+    </w:p>
+    <w:p>
+      <w:pPr>
+        <w:widowControl w:val="0"/>
+        <w:ind w:leftChars="0" w:firstLine="420" w:firstLineChars="0"/>
+        <w:jc w:val="both"/>
+        <w:rPr>
+          <w:rFonts w:hint="default" w:asciiTheme="minorHAnsi" w:hAnsiTheme="minorHAnsi" w:eastAsiaTheme="minorEastAsia" w:cstheme="minorBidi"/>
+          <w:kern w:val="2"/>
+          <w:sz w:val="21"/>
+          <w:szCs w:val="24"/>
+          <w:lang w:val="en-US" w:eastAsia="zh-CN" w:bidi="ar-SA"/>
+        </w:rPr>
+      </w:pPr>
+      <w:r>
+        <w:rPr>
+          <w:rFonts w:hint="default" w:asciiTheme="minorHAnsi" w:hAnsiTheme="minorHAnsi" w:eastAsiaTheme="minorEastAsia" w:cstheme="minorBidi"/>
+          <w:kern w:val="2"/>
+          <w:sz w:val="21"/>
+          <w:szCs w:val="24"/>
+          <w:lang w:val="en-US" w:eastAsia="zh-CN" w:bidi="ar-SA"/>
+        </w:rPr>
+        <w:t>模拟场景显示区</w:t>
+      </w:r>
+    </w:p>
+    <w:p>
+      <w:pPr>
+        <w:widowControl w:val="0"/>
+        <w:ind w:leftChars="0" w:firstLine="420" w:firstLineChars="0"/>
+        <w:jc w:val="both"/>
+        <w:rPr>
+          <w:rFonts w:hint="default" w:asciiTheme="minorHAnsi" w:hAnsiTheme="minorHAnsi" w:eastAsiaTheme="minorEastAsia" w:cstheme="minorBidi"/>
+          <w:kern w:val="2"/>
+          <w:sz w:val="21"/>
+          <w:szCs w:val="24"/>
+          <w:lang w:val="en-US" w:eastAsia="zh-CN" w:bidi="ar-SA"/>
+        </w:rPr>
+      </w:pPr>
+      <w:r>
+        <w:rPr>
+          <w:rFonts w:hint="default" w:asciiTheme="minorHAnsi" w:hAnsiTheme="minorHAnsi" w:eastAsiaTheme="minorEastAsia" w:cstheme="minorBidi"/>
+          <w:kern w:val="2"/>
+          <w:sz w:val="21"/>
+          <w:szCs w:val="24"/>
+          <w:lang w:val="en-US" w:eastAsia="zh-CN" w:bidi="ar-SA"/>
+        </w:rPr>
+        <w:t>启动语音控制按钮</w:t>
+      </w:r>
+    </w:p>
+    <w:p>
+      <w:pPr>
+        <w:widowControl w:val="0"/>
+        <w:ind w:leftChars="0" w:firstLine="420" w:firstLineChars="0"/>
+        <w:jc w:val="both"/>
+        <w:rPr>
+          <w:rFonts w:hint="default" w:asciiTheme="minorHAnsi" w:hAnsiTheme="minorHAnsi" w:eastAsiaTheme="minorEastAsia" w:cstheme="minorBidi"/>
+          <w:kern w:val="2"/>
+          <w:sz w:val="21"/>
+          <w:szCs w:val="24"/>
+          <w:lang w:val="en-US" w:eastAsia="zh-CN" w:bidi="ar-SA"/>
+        </w:rPr>
+      </w:pPr>
+      <w:r>
+        <w:rPr>
+          <w:rFonts w:hint="default" w:asciiTheme="minorHAnsi" w:hAnsiTheme="minorHAnsi" w:eastAsiaTheme="minorEastAsia" w:cstheme="minorBidi"/>
+          <w:kern w:val="2"/>
+          <w:sz w:val="21"/>
+          <w:szCs w:val="24"/>
+          <w:lang w:val="en-US" w:eastAsia="zh-CN" w:bidi="ar-SA"/>
+        </w:rPr>
+        <w:t>硬性指标</w:t>
+      </w:r>
+    </w:p>
+    <w:p>
+      <w:pPr>
+        <w:widowControl w:val="0"/>
+        <w:ind w:leftChars="0" w:firstLine="735" w:firstLineChars="0"/>
+        <w:jc w:val="both"/>
+        <w:rPr>
+          <w:rFonts w:hint="default" w:asciiTheme="minorHAnsi" w:hAnsiTheme="minorHAnsi" w:eastAsiaTheme="minorEastAsia" w:cstheme="minorBidi"/>
+          <w:kern w:val="2"/>
+          <w:sz w:val="21"/>
+          <w:szCs w:val="24"/>
+          <w:lang w:val="en-US" w:eastAsia="zh-CN" w:bidi="ar-SA"/>
+        </w:rPr>
+      </w:pPr>
+      <w:r>
+        <w:rPr>
+          <w:rFonts w:hint="default" w:asciiTheme="minorHAnsi" w:hAnsiTheme="minorHAnsi" w:eastAsiaTheme="minorEastAsia" w:cstheme="minorBidi"/>
+          <w:kern w:val="2"/>
+          <w:sz w:val="21"/>
+          <w:szCs w:val="24"/>
+          <w:lang w:val="en-US" w:eastAsia="zh-CN" w:bidi="ar-SA"/>
+        </w:rPr>
+        <w:t>对话内容：不少于 5 段交互对话</w:t>
+      </w:r>
+    </w:p>
+    <w:p>
+      <w:pPr>
+        <w:widowControl w:val="0"/>
+        <w:ind w:leftChars="0" w:firstLine="735" w:firstLineChars="0"/>
+        <w:jc w:val="both"/>
+        <w:rPr>
+          <w:rFonts w:hint="default" w:asciiTheme="minorHAnsi" w:hAnsiTheme="minorHAnsi" w:eastAsiaTheme="minorEastAsia" w:cstheme="minorBidi"/>
+          <w:kern w:val="2"/>
+          <w:sz w:val="21"/>
+          <w:szCs w:val="24"/>
+          <w:lang w:val="en-US" w:eastAsia="zh-CN" w:bidi="ar-SA"/>
+        </w:rPr>
+      </w:pPr>
+      <w:r>
+        <w:rPr>
+          <w:rFonts w:hint="default" w:asciiTheme="minorHAnsi" w:hAnsiTheme="minorHAnsi" w:eastAsiaTheme="minorEastAsia" w:cstheme="minorBidi"/>
+          <w:kern w:val="2"/>
+          <w:sz w:val="21"/>
+          <w:szCs w:val="24"/>
+          <w:lang w:val="en-US" w:eastAsia="zh-CN" w:bidi="ar-SA"/>
+        </w:rPr>
+        <w:t>语音控制场景：至少实现 3 个可交互场景</w:t>
+      </w:r>
+    </w:p>
+    <w:p>
+      <w:pPr>
+        <w:widowControl w:val="0"/>
+        <w:ind w:leftChars="0" w:firstLine="735" w:firstLineChars="0"/>
+        <w:jc w:val="both"/>
+        <w:rPr>
+          <w:rFonts w:hint="default" w:asciiTheme="minorHAnsi" w:hAnsiTheme="minorHAnsi" w:eastAsiaTheme="minorEastAsia" w:cstheme="minorBidi"/>
+          <w:kern w:val="2"/>
+          <w:sz w:val="21"/>
+          <w:szCs w:val="24"/>
+          <w:lang w:val="en-US" w:eastAsia="zh-CN" w:bidi="ar-SA"/>
+        </w:rPr>
+      </w:pPr>
+      <w:r>
+        <w:rPr>
+          <w:rFonts w:hint="default" w:asciiTheme="minorHAnsi" w:hAnsiTheme="minorHAnsi" w:eastAsiaTheme="minorEastAsia" w:cstheme="minorBidi"/>
+          <w:kern w:val="2"/>
+          <w:sz w:val="21"/>
+          <w:szCs w:val="24"/>
+          <w:lang w:val="en-US" w:eastAsia="zh-CN" w:bidi="ar-SA"/>
+        </w:rPr>
+        <w:t>LED 灯光控制：模拟一个车载场景</w:t>
+      </w:r>
+    </w:p>
+    <w:p>
+      <w:pPr>
+        <w:widowControl w:val="0"/>
+        <w:ind w:leftChars="0" w:firstLine="735" w:firstLineChars="0"/>
+        <w:jc w:val="both"/>
+        <w:rPr>
+          <w:rFonts w:hint="default" w:asciiTheme="minorHAnsi" w:hAnsiTheme="minorHAnsi" w:eastAsiaTheme="minorEastAsia" w:cstheme="minorBidi"/>
+          <w:kern w:val="2"/>
+          <w:sz w:val="21"/>
+          <w:szCs w:val="24"/>
+          <w:lang w:val="en-US" w:eastAsia="zh-CN" w:bidi="ar-SA"/>
+        </w:rPr>
+      </w:pPr>
+      <w:r>
+        <w:rPr>
+          <w:rFonts w:hint="default" w:asciiTheme="minorHAnsi" w:hAnsiTheme="minorHAnsi" w:eastAsiaTheme="minorEastAsia" w:cstheme="minorBidi"/>
+          <w:kern w:val="2"/>
+          <w:sz w:val="21"/>
+          <w:szCs w:val="24"/>
+          <w:lang w:val="en-US" w:eastAsia="zh-CN" w:bidi="ar-SA"/>
+        </w:rPr>
+        <w:t>空调控制：功能模拟 + 对应场景画面展示</w:t>
+      </w:r>
+    </w:p>
+    <w:p>
+      <w:pPr>
+        <w:widowControl w:val="0"/>
+        <w:ind w:leftChars="0" w:firstLine="735" w:firstLineChars="0"/>
+        <w:jc w:val="both"/>
+        <w:rPr>
+          <w:rFonts w:hint="default" w:asciiTheme="minorHAnsi" w:hAnsiTheme="minorHAnsi" w:eastAsiaTheme="minorEastAsia" w:cstheme="minorBidi"/>
+          <w:kern w:val="2"/>
+          <w:sz w:val="21"/>
+          <w:szCs w:val="24"/>
+          <w:lang w:val="en-US" w:eastAsia="zh-CN" w:bidi="ar-SA"/>
+        </w:rPr>
+      </w:pPr>
+      <w:r>
+        <w:rPr>
+          <w:rFonts w:hint="default" w:asciiTheme="minorHAnsi" w:hAnsiTheme="minorHAnsi" w:eastAsiaTheme="minorEastAsia" w:cstheme="minorBidi"/>
+          <w:kern w:val="2"/>
+          <w:sz w:val="21"/>
+          <w:szCs w:val="24"/>
+          <w:lang w:val="en-US" w:eastAsia="zh-CN" w:bidi="ar-SA"/>
+        </w:rPr>
+        <w:t>车窗控制：功能模拟 + 对应场景画面展示</w:t>
+      </w:r>
+    </w:p>
+    <w:p>
+      <w:pPr>
+        <w:widowControl w:val="0"/>
+        <w:jc w:val="both"/>
+        <w:rPr>
+          <w:rFonts w:hint="default" w:asciiTheme="minorHAnsi" w:hAnsiTheme="minorHAnsi" w:eastAsiaTheme="minorEastAsia" w:cstheme="minorBidi"/>
+          <w:kern w:val="2"/>
+          <w:sz w:val="21"/>
+          <w:szCs w:val="24"/>
+          <w:lang w:val="en-US" w:eastAsia="zh-CN" w:bidi="ar-SA"/>
+        </w:rPr>
+      </w:pPr>
+      <w:r>
+        <w:rPr>
+          <w:rFonts w:hint="default" w:asciiTheme="minorHAnsi" w:hAnsiTheme="minorHAnsi" w:eastAsiaTheme="minorEastAsia" w:cstheme="minorBidi"/>
+          <w:kern w:val="2"/>
+          <w:sz w:val="21"/>
+          <w:szCs w:val="24"/>
+          <w:lang w:val="en-US" w:eastAsia="zh-CN" w:bidi="ar-SA"/>
+        </w:rPr>
+        <w:t>三、交付资料</w:t>
+      </w:r>
+    </w:p>
+    <w:p>
+      <w:pPr>
+        <w:widowControl w:val="0"/>
+        <w:ind w:leftChars="0" w:firstLine="420" w:firstLineChars="0"/>
+        <w:jc w:val="both"/>
+        <w:rPr>
+          <w:rFonts w:hint="default" w:asciiTheme="minorHAnsi" w:hAnsiTheme="minorHAnsi" w:eastAsiaTheme="minorEastAsia" w:cstheme="minorBidi"/>
+          <w:kern w:val="2"/>
+          <w:sz w:val="21"/>
+          <w:szCs w:val="24"/>
+          <w:lang w:val="en-US" w:eastAsia="zh-CN" w:bidi="ar-SA"/>
+        </w:rPr>
+      </w:pPr>
+      <w:r>
+        <w:rPr>
+          <w:rFonts w:hint="default" w:asciiTheme="minorHAnsi" w:hAnsiTheme="minorHAnsi" w:eastAsiaTheme="minorEastAsia" w:cstheme="minorBidi"/>
+          <w:kern w:val="2"/>
+          <w:sz w:val="21"/>
+          <w:szCs w:val="24"/>
+          <w:lang w:val="en-US" w:eastAsia="zh-CN" w:bidi="ar-SA"/>
+        </w:rPr>
+        <w:t>小组交付（按小组提交）</w:t>
+      </w:r>
+    </w:p>
+    <w:p>
+      <w:pPr>
+        <w:widowControl w:val="0"/>
+        <w:ind w:leftChars="0" w:firstLine="420" w:firstLineChars="0"/>
+        <w:jc w:val="both"/>
+        <w:rPr>
+          <w:rFonts w:hint="default" w:asciiTheme="minorHAnsi" w:hAnsiTheme="minorHAnsi" w:eastAsiaTheme="minorEastAsia" w:cstheme="minorBidi"/>
+          <w:kern w:val="2"/>
+          <w:sz w:val="21"/>
+          <w:szCs w:val="24"/>
+          <w:lang w:val="en-US" w:eastAsia="zh-CN" w:bidi="ar-SA"/>
+        </w:rPr>
+      </w:pPr>
+      <w:r>
+        <w:rPr>
+          <w:rFonts w:hint="default" w:asciiTheme="minorHAnsi" w:hAnsiTheme="minorHAnsi" w:eastAsiaTheme="minorEastAsia" w:cstheme="minorBidi"/>
+          <w:kern w:val="2"/>
+          <w:sz w:val="21"/>
+          <w:szCs w:val="24"/>
+          <w:lang w:val="en-US" w:eastAsia="zh-CN" w:bidi="ar-SA"/>
+        </w:rPr>
+        <w:t>项目完整源代码</w:t>
+      </w:r>
+    </w:p>
+    <w:p>
+      <w:pPr>
+        <w:widowControl w:val="0"/>
+        <w:ind w:leftChars="0" w:firstLine="420" w:firstLineChars="0"/>
+        <w:jc w:val="both"/>
+        <w:rPr>
+          <w:rFonts w:hint="default" w:asciiTheme="minorHAnsi" w:hAnsiTheme="minorHAnsi" w:eastAsiaTheme="minorEastAsia" w:cstheme="minorBidi"/>
+          <w:kern w:val="2"/>
+          <w:sz w:val="21"/>
+          <w:szCs w:val="24"/>
+          <w:lang w:val="en-US" w:eastAsia="zh-CN" w:bidi="ar-SA"/>
+        </w:rPr>
+      </w:pPr>
+      <w:r>
+        <w:rPr>
+          <w:rFonts w:hint="default" w:asciiTheme="minorHAnsi" w:hAnsiTheme="minorHAnsi" w:eastAsiaTheme="minorEastAsia" w:cstheme="minorBidi"/>
+          <w:kern w:val="2"/>
+          <w:sz w:val="21"/>
+          <w:szCs w:val="24"/>
+          <w:lang w:val="en-US" w:eastAsia="zh-CN" w:bidi="ar-SA"/>
+        </w:rPr>
+        <w:t>项目说明文档</w:t>
+      </w:r>
+    </w:p>
+    <w:p>
+      <w:pPr>
+        <w:widowControl w:val="0"/>
+        <w:ind w:leftChars="0" w:firstLine="420" w:firstLineChars="0"/>
+        <w:jc w:val="both"/>
+        <w:rPr>
+          <w:rFonts w:hint="default" w:asciiTheme="minorHAnsi" w:hAnsiTheme="minorHAnsi" w:eastAsiaTheme="minorEastAsia" w:cstheme="minorBidi"/>
+          <w:kern w:val="2"/>
+          <w:sz w:val="21"/>
+          <w:szCs w:val="24"/>
+          <w:lang w:val="en-US" w:eastAsia="zh-CN" w:bidi="ar-SA"/>
+        </w:rPr>
+      </w:pPr>
+      <w:r>
+        <w:rPr>
+          <w:rFonts w:hint="default" w:asciiTheme="minorHAnsi" w:hAnsiTheme="minorHAnsi" w:eastAsiaTheme="minorEastAsia" w:cstheme="minorBidi"/>
+          <w:kern w:val="2"/>
+          <w:sz w:val="21"/>
+          <w:szCs w:val="24"/>
+          <w:lang w:val="en-US" w:eastAsia="zh-CN" w:bidi="ar-SA"/>
+        </w:rPr>
+        <w:t>项目演示视频</w:t>
+      </w:r>
+    </w:p>
+    <w:p>
+      <w:pPr>
+        <w:widowControl w:val="0"/>
+        <w:ind w:leftChars="0" w:firstLine="420" w:firstLineChars="0"/>
+        <w:jc w:val="both"/>
+        <w:rPr>
+          <w:rFonts w:hint="default" w:asciiTheme="minorHAnsi" w:hAnsiTheme="minorHAnsi" w:eastAsiaTheme="minorEastAsia" w:cstheme="minorBidi"/>
+          <w:kern w:val="2"/>
+          <w:sz w:val="21"/>
+          <w:szCs w:val="24"/>
+          <w:lang w:val="en-US" w:eastAsia="zh-CN" w:bidi="ar-SA"/>
+        </w:rPr>
+      </w:pPr>
+      <w:r>
+        <w:rPr>
+          <w:rFonts w:hint="default" w:asciiTheme="minorHAnsi" w:hAnsiTheme="minorHAnsi" w:eastAsiaTheme="minorEastAsia" w:cstheme="minorBidi"/>
+          <w:kern w:val="2"/>
+          <w:sz w:val="21"/>
+          <w:szCs w:val="24"/>
+          <w:lang w:val="en-US" w:eastAsia="zh-CN" w:bidi="ar-SA"/>
+        </w:rPr>
+        <w:t>个人交付</w:t>
+      </w:r>
+    </w:p>
+    <w:p>
+      <w:pPr>
+        <w:widowControl w:val="0"/>
+        <w:ind w:leftChars="0" w:firstLine="420" w:firstLineChars="0"/>
+        <w:jc w:val="both"/>
+        <w:rPr>
+          <w:rFonts w:hint="default" w:asciiTheme="minorHAnsi" w:hAnsiTheme="minorHAnsi" w:eastAsiaTheme="minorEastAsia" w:cstheme="minorBidi"/>
+          <w:kern w:val="2"/>
+          <w:sz w:val="21"/>
+          <w:szCs w:val="24"/>
+          <w:lang w:val="en-US" w:eastAsia="zh-CN" w:bidi="ar-SA"/>
+        </w:rPr>
+      </w:pPr>
+      <w:r>
+        <w:rPr>
+          <w:rFonts w:hint="default" w:asciiTheme="minorHAnsi" w:hAnsiTheme="minorHAnsi" w:eastAsiaTheme="minorEastAsia" w:cstheme="minorBidi"/>
+          <w:kern w:val="2"/>
+          <w:sz w:val="21"/>
+          <w:szCs w:val="24"/>
+          <w:lang w:val="en-US" w:eastAsia="zh-CN" w:bidi="ar-SA"/>
+        </w:rPr>
+        <w:t>每人独立提交一份实习报告</w:t>
+      </w:r>
+    </w:p>
+    <w:p>
+      <w:pPr>
+        <w:widowControl w:val="0"/>
+        <w:jc w:val="both"/>
+        <w:rPr>
+          <w:rFonts w:hint="default" w:asciiTheme="minorHAnsi" w:hAnsiTheme="minorHAnsi" w:eastAsiaTheme="minorEastAsia" w:cstheme="minorBidi"/>
+          <w:kern w:val="2"/>
+          <w:sz w:val="21"/>
+          <w:szCs w:val="24"/>
+          <w:lang w:val="en-US" w:eastAsia="zh-CN" w:bidi="ar-SA"/>
+        </w:rPr>
+      </w:pPr>
+      <w:r>
+        <w:rPr>
+          <w:rFonts w:hint="default" w:asciiTheme="minorHAnsi" w:hAnsiTheme="minorHAnsi" w:eastAsiaTheme="minorEastAsia" w:cstheme="minorBidi"/>
+          <w:kern w:val="2"/>
+          <w:sz w:val="21"/>
+          <w:szCs w:val="24"/>
+          <w:lang w:val="en-US" w:eastAsia="zh-CN" w:bidi="ar-SA"/>
+        </w:rPr>
+        <w:t>四、验收流程</w:t>
+      </w:r>
+    </w:p>
+    <w:p>
+      <w:pPr>
+        <w:widowControl w:val="0"/>
+        <w:ind w:leftChars="0" w:firstLine="420" w:firstLineChars="0"/>
+        <w:jc w:val="both"/>
+        <w:rPr>
+          <w:rFonts w:hint="default" w:asciiTheme="minorHAnsi" w:hAnsiTheme="minorHAnsi" w:eastAsiaTheme="minorEastAsia" w:cstheme="minorBidi"/>
+          <w:kern w:val="2"/>
+          <w:sz w:val="21"/>
+          <w:szCs w:val="24"/>
+          <w:lang w:val="en-US" w:eastAsia="zh-CN" w:bidi="ar-SA"/>
+        </w:rPr>
+      </w:pPr>
+      <w:r>
+        <w:rPr>
+          <w:rFonts w:hint="default" w:asciiTheme="minorHAnsi" w:hAnsiTheme="minorHAnsi" w:eastAsiaTheme="minorEastAsia" w:cstheme="minorBidi"/>
+          <w:kern w:val="2"/>
+          <w:sz w:val="21"/>
+          <w:szCs w:val="24"/>
+          <w:lang w:val="en-US" w:eastAsia="zh-CN" w:bidi="ar-SA"/>
+        </w:rPr>
+        <w:t>项目演示：提交演示视频</w:t>
+      </w:r>
+    </w:p>
+    <w:p>
+      <w:pPr>
+        <w:widowControl w:val="0"/>
+        <w:ind w:leftChars="0" w:firstLine="420" w:firstLineChars="0"/>
+        <w:jc w:val="both"/>
+        <w:rPr>
+          <w:rFonts w:hint="default" w:asciiTheme="minorHAnsi" w:hAnsiTheme="minorHAnsi" w:eastAsiaTheme="minorEastAsia" w:cstheme="minorBidi"/>
+          <w:kern w:val="2"/>
+          <w:sz w:val="21"/>
+          <w:szCs w:val="24"/>
+          <w:lang w:val="en-US" w:eastAsia="zh-CN" w:bidi="ar-SA"/>
+        </w:rPr>
+      </w:pPr>
+      <w:r>
+        <w:rPr>
+          <w:rFonts w:hint="default" w:asciiTheme="minorHAnsi" w:hAnsiTheme="minorHAnsi" w:eastAsiaTheme="minorEastAsia" w:cstheme="minorBidi"/>
+          <w:kern w:val="2"/>
+          <w:sz w:val="21"/>
+          <w:szCs w:val="24"/>
+          <w:lang w:val="en-US" w:eastAsia="zh-CN" w:bidi="ar-SA"/>
+        </w:rPr>
+        <w:t>现场答辩</w:t>
+      </w:r>
+    </w:p>
+    <w:p>
+      <w:pPr>
+        <w:widowControl w:val="0"/>
+        <w:ind w:leftChars="0" w:firstLine="420" w:firstLineChars="0"/>
+        <w:jc w:val="both"/>
+        <w:rPr>
+          <w:rFonts w:hint="default" w:asciiTheme="minorHAnsi" w:hAnsiTheme="minorHAnsi" w:eastAsiaTheme="minorEastAsia" w:cstheme="minorBidi"/>
+          <w:kern w:val="2"/>
+          <w:sz w:val="21"/>
+          <w:szCs w:val="24"/>
+          <w:lang w:val="en-US" w:eastAsia="zh-CN" w:bidi="ar-SA"/>
+        </w:rPr>
+      </w:pPr>
+      <w:r>
+        <w:rPr>
+          <w:rFonts w:hint="default" w:asciiTheme="minorHAnsi" w:hAnsiTheme="minorHAnsi" w:eastAsiaTheme="minorEastAsia" w:cstheme="minorBidi"/>
+          <w:kern w:val="2"/>
+          <w:sz w:val="21"/>
+          <w:szCs w:val="24"/>
+          <w:lang w:val="en-US" w:eastAsia="zh-CN" w:bidi="ar-SA"/>
+        </w:rPr>
+        <w:t>等待统一回收设备</w:t>
+      </w:r>
     </w:p>
     <w:sectPr>
       <w:pgSz w:w="11906" w:h="16838"/>
@@ -1008,7 +1221,7 @@
     <w:lsdException w:unhideWhenUsed="0" w:uiPriority="0" w:semiHidden="0" w:name="HTML Sample"/>
     <w:lsdException w:unhideWhenUsed="0" w:uiPriority="0" w:semiHidden="0" w:name="HTML Typewriter"/>
     <w:lsdException w:unhideWhenUsed="0" w:uiPriority="0" w:semiHidden="0" w:name="HTML Variable"/>
-    <w:lsdException w:unhideWhenUsed="0" w:uiPriority="0" w:name="Normal Table"/>
+    <w:lsdException w:qFormat="1" w:unhideWhenUsed="0" w:uiPriority="0" w:name="Normal Table"/>
     <w:lsdException w:unhideWhenUsed="0" w:uiPriority="0" w:semiHidden="0" w:name="annotation subject"/>
     <w:lsdException w:unhideWhenUsed="0" w:uiPriority="0" w:semiHidden="0" w:name="Table Simple 1"/>
     <w:lsdException w:unhideWhenUsed="0" w:uiPriority="0" w:semiHidden="0" w:name="Table Simple 2"/>
@@ -1170,15 +1383,34 @@
       <w:lang w:val="en-US" w:eastAsia="zh-CN" w:bidi="ar-SA"/>
     </w:rPr>
   </w:style>
-  <w:style w:type="character" w:default="1" w:styleId="3">
+  <w:style w:type="paragraph" w:styleId="2">
+    <w:name w:val="heading 1"/>
+    <w:basedOn w:val="1"/>
+    <w:next w:val="1"/>
+    <w:qFormat/>
+    <w:uiPriority w:val="0"/>
+    <w:pPr>
+      <w:keepNext/>
+      <w:keepLines/>
+      <w:spacing w:before="340" w:beforeLines="0" w:beforeAutospacing="0" w:after="330" w:afterLines="0" w:afterAutospacing="0" w:line="576" w:lineRule="auto"/>
+      <w:outlineLvl w:val="0"/>
+    </w:pPr>
+    <w:rPr>
+      <w:b/>
+      <w:kern w:val="44"/>
+      <w:sz w:val="44"/>
+    </w:rPr>
+  </w:style>
+  <w:style w:type="character" w:default="1" w:styleId="4">
     <w:name w:val="Default Paragraph Font"/>
     <w:semiHidden/>
     <w:qFormat/>
     <w:uiPriority w:val="0"/>
   </w:style>
-  <w:style w:type="table" w:default="1" w:styleId="2">
+  <w:style w:type="table" w:default="1" w:styleId="3">
     <w:name w:val="Normal Table"/>
     <w:semiHidden/>
+    <w:qFormat/>
     <w:uiPriority w:val="0"/>
     <w:tblPr>
       <w:tblCellMar>
